--- a/test/generator/baseline/gen.odt.to.docx.docx
+++ b/test/generator/baseline/gen.odt.to.docx.docx
@@ -5486,272 +5486,35 @@
       </w:pPr>
     </w:lvl>
   </w:abstractNum>
-  <w:abstractNum w:abstractNumId="2">
-    <w:multiLevelType w:val="multilevel"/>
-    <w:lvl w:ilvl="0">
-      <w:start w:val="1"/>
-      <w:numFmt w:val="decimal"/>
-      <w:lvlText w:val="%1."/>
-      <w:lvlJc w:val="left"/>
-      <w:pPr>
-        <w:ind w:left="720" w:hanging="360"/>
-      </w:pPr>
-    </w:lvl>
-    <w:lvl w:ilvl="1">
-      <w:start w:val="1"/>
-      <w:numFmt w:val="decimal"/>
-      <w:lvlText w:val="%2."/>
-      <w:lvlJc w:val="left"/>
-      <w:pPr>
-        <w:ind w:left="1440" w:hanging="360"/>
-      </w:pPr>
-    </w:lvl>
-    <w:lvl w:ilvl="2">
-      <w:start w:val="1"/>
-      <w:numFmt w:val="decimal"/>
-      <w:lvlText w:val="%3."/>
-      <w:lvlJc w:val="left"/>
-      <w:pPr>
-        <w:ind w:left="2160" w:hanging="360"/>
-      </w:pPr>
-    </w:lvl>
-    <w:lvl w:ilvl="3">
-      <w:start w:val="1"/>
-      <w:numFmt w:val="decimal"/>
-      <w:lvlText w:val="%4."/>
-      <w:lvlJc w:val="left"/>
-      <w:pPr>
-        <w:ind w:left="2880" w:hanging="360"/>
-      </w:pPr>
-    </w:lvl>
-    <w:lvl w:ilvl="4">
-      <w:start w:val="1"/>
-      <w:numFmt w:val="decimal"/>
-      <w:lvlText w:val="%5."/>
-      <w:lvlJc w:val="left"/>
-      <w:pPr>
-        <w:ind w:left="3600" w:hanging="360"/>
-      </w:pPr>
-    </w:lvl>
-    <w:lvl w:ilvl="5">
-      <w:start w:val="1"/>
-      <w:numFmt w:val="decimal"/>
-      <w:lvlText w:val="%6."/>
-      <w:lvlJc w:val="left"/>
-      <w:pPr>
-        <w:ind w:left="4320" w:hanging="360"/>
-      </w:pPr>
-    </w:lvl>
-    <w:lvl w:ilvl="6">
-      <w:start w:val="1"/>
-      <w:numFmt w:val="decimal"/>
-      <w:lvlText w:val="%7."/>
-      <w:lvlJc w:val="left"/>
-      <w:pPr>
-        <w:ind w:left="5040" w:hanging="360"/>
-      </w:pPr>
-    </w:lvl>
-    <w:lvl w:ilvl="7">
-      <w:start w:val="1"/>
-      <w:numFmt w:val="decimal"/>
-      <w:lvlText w:val="%8."/>
-      <w:lvlJc w:val="left"/>
-      <w:pPr>
-        <w:ind w:left="5760" w:hanging="360"/>
-      </w:pPr>
-    </w:lvl>
-    <w:lvl w:ilvl="8">
-      <w:start w:val="1"/>
-      <w:numFmt w:val="decimal"/>
-      <w:lvlText w:val="%9."/>
-      <w:lvlJc w:val="left"/>
-      <w:pPr>
-        <w:ind w:left="6480" w:hanging="360"/>
-      </w:pPr>
-    </w:lvl>
-  </w:abstractNum>
-  <w:abstractNum w:abstractNumId="3">
-    <w:multiLevelType w:val="multilevel"/>
-    <w:lvl w:ilvl="0">
-      <w:start w:val="1"/>
-      <w:numFmt w:val="bullet"/>
-      <w:lvlText w:val="•"/>
-      <w:lvlJc w:val="left"/>
-      <w:pPr>
-        <w:ind w:left="720" w:hanging="360"/>
-      </w:pPr>
-    </w:lvl>
-    <w:lvl w:ilvl="1">
-      <w:start w:val="1"/>
-      <w:numFmt w:val="bullet"/>
-      <w:lvlText w:val="•"/>
-      <w:lvlJc w:val="left"/>
-      <w:pPr>
-        <w:ind w:left="1440" w:hanging="360"/>
-      </w:pPr>
-    </w:lvl>
-    <w:lvl w:ilvl="2">
-      <w:start w:val="1"/>
-      <w:numFmt w:val="bullet"/>
-      <w:lvlText w:val="•"/>
-      <w:lvlJc w:val="left"/>
-      <w:pPr>
-        <w:ind w:left="2160" w:hanging="360"/>
-      </w:pPr>
-    </w:lvl>
-    <w:lvl w:ilvl="3">
-      <w:start w:val="1"/>
-      <w:numFmt w:val="bullet"/>
-      <w:lvlText w:val="•"/>
-      <w:lvlJc w:val="left"/>
-      <w:pPr>
-        <w:ind w:left="2880" w:hanging="360"/>
-      </w:pPr>
-    </w:lvl>
-    <w:lvl w:ilvl="4">
-      <w:start w:val="1"/>
-      <w:numFmt w:val="bullet"/>
-      <w:lvlText w:val="•"/>
-      <w:lvlJc w:val="left"/>
-      <w:pPr>
-        <w:ind w:left="3600" w:hanging="360"/>
-      </w:pPr>
-    </w:lvl>
-    <w:lvl w:ilvl="5">
-      <w:start w:val="1"/>
-      <w:numFmt w:val="bullet"/>
-      <w:lvlText w:val="•"/>
-      <w:lvlJc w:val="left"/>
-      <w:pPr>
-        <w:ind w:left="4320" w:hanging="360"/>
-      </w:pPr>
-    </w:lvl>
-    <w:lvl w:ilvl="6">
-      <w:start w:val="1"/>
-      <w:numFmt w:val="bullet"/>
-      <w:lvlText w:val="•"/>
-      <w:lvlJc w:val="left"/>
-      <w:pPr>
-        <w:ind w:left="5040" w:hanging="360"/>
-      </w:pPr>
-    </w:lvl>
-    <w:lvl w:ilvl="7">
-      <w:start w:val="1"/>
-      <w:numFmt w:val="bullet"/>
-      <w:lvlText w:val="•"/>
-      <w:lvlJc w:val="left"/>
-      <w:pPr>
-        <w:ind w:left="5760" w:hanging="360"/>
-      </w:pPr>
-    </w:lvl>
-    <w:lvl w:ilvl="8">
-      <w:start w:val="1"/>
-      <w:numFmt w:val="bullet"/>
-      <w:lvlText w:val="•"/>
-      <w:lvlJc w:val="left"/>
-      <w:pPr>
-        <w:ind w:left="6480" w:hanging="360"/>
-      </w:pPr>
-    </w:lvl>
-  </w:abstractNum>
-  <w:abstractNum w:abstractNumId="4">
-    <w:multiLevelType w:val="multilevel"/>
-    <w:lvl w:ilvl="0">
-      <w:start w:val="1"/>
-      <w:numFmt w:val="decimal"/>
-      <w:lvlText w:val="%1."/>
-      <w:lvlJc w:val="left"/>
-      <w:pPr>
-        <w:ind w:left="720" w:hanging="360"/>
-      </w:pPr>
-    </w:lvl>
-    <w:lvl w:ilvl="1">
-      <w:start w:val="1"/>
-      <w:numFmt w:val="decimal"/>
-      <w:lvlText w:val="%2."/>
-      <w:lvlJc w:val="left"/>
-      <w:pPr>
-        <w:ind w:left="1440" w:hanging="360"/>
-      </w:pPr>
-    </w:lvl>
-    <w:lvl w:ilvl="2">
-      <w:start w:val="1"/>
-      <w:numFmt w:val="decimal"/>
-      <w:lvlText w:val="%3."/>
-      <w:lvlJc w:val="left"/>
-      <w:pPr>
-        <w:ind w:left="2160" w:hanging="360"/>
-      </w:pPr>
-    </w:lvl>
-    <w:lvl w:ilvl="3">
-      <w:start w:val="1"/>
-      <w:numFmt w:val="decimal"/>
-      <w:lvlText w:val="%4."/>
-      <w:lvlJc w:val="left"/>
-      <w:pPr>
-        <w:ind w:left="2880" w:hanging="360"/>
-      </w:pPr>
-    </w:lvl>
-    <w:lvl w:ilvl="4">
-      <w:start w:val="1"/>
-      <w:numFmt w:val="decimal"/>
-      <w:lvlText w:val="%5."/>
-      <w:lvlJc w:val="left"/>
-      <w:pPr>
-        <w:ind w:left="3600" w:hanging="360"/>
-      </w:pPr>
-    </w:lvl>
-    <w:lvl w:ilvl="5">
-      <w:start w:val="1"/>
-      <w:numFmt w:val="decimal"/>
-      <w:lvlText w:val="%6."/>
-      <w:lvlJc w:val="left"/>
-      <w:pPr>
-        <w:ind w:left="4320" w:hanging="360"/>
-      </w:pPr>
-    </w:lvl>
-    <w:lvl w:ilvl="6">
-      <w:start w:val="1"/>
-      <w:numFmt w:val="decimal"/>
-      <w:lvlText w:val="%7."/>
-      <w:lvlJc w:val="left"/>
-      <w:pPr>
-        <w:ind w:left="5040" w:hanging="360"/>
-      </w:pPr>
-    </w:lvl>
-    <w:lvl w:ilvl="7">
-      <w:start w:val="1"/>
-      <w:numFmt w:val="decimal"/>
-      <w:lvlText w:val="%8."/>
-      <w:lvlJc w:val="left"/>
-      <w:pPr>
-        <w:ind w:left="5760" w:hanging="360"/>
-      </w:pPr>
-    </w:lvl>
-    <w:lvl w:ilvl="8">
-      <w:start w:val="1"/>
-      <w:numFmt w:val="decimal"/>
-      <w:lvlText w:val="%9."/>
-      <w:lvlJc w:val="left"/>
-      <w:pPr>
-        <w:ind w:left="6480" w:hanging="360"/>
-      </w:pPr>
-    </w:lvl>
-  </w:abstractNum>
   <w:num w:numId="1">
     <w:abstractNumId w:val="0"/>
   </w:num>
   <w:num w:numId="2">
     <w:abstractNumId w:val="1"/>
+    <w:lvlOverride w:ilvl="0">
+      <w:startOverride w:val="1"/>
+    </w:lvlOverride>
   </w:num>
   <w:num w:numId="3">
-    <w:abstractNumId w:val="2"/>
+    <w:abstractNumId w:val="1"/>
+    <w:lvlOverride w:ilvl="0">
+      <w:startOverride w:val="1"/>
+    </w:lvlOverride>
+    <w:lvlOverride w:ilvl="1">
+      <w:startOverride w:val="1"/>
+    </w:lvlOverride>
+    <w:lvlOverride w:ilvl="2">
+      <w:startOverride w:val="1"/>
+    </w:lvlOverride>
   </w:num>
   <w:num w:numId="4">
-    <w:abstractNumId w:val="3"/>
+    <w:abstractNumId w:val="0"/>
   </w:num>
   <w:num w:numId="5">
-    <w:abstractNumId w:val="4"/>
+    <w:abstractNumId w:val="1"/>
+    <w:lvlOverride w:ilvl="0">
+      <w:startOverride w:val="1"/>
+    </w:lvlOverride>
   </w:num>
 </w:numbering>
 </file>

--- a/test/generator/baseline/gen.odt.to.docx.docx
+++ b/test/generator/baseline/gen.odt.to.docx.docx
@@ -19,6 +19,9 @@
       <w:bookmarkEnd w:id="3"/>
     </w:p>
     <w:p>
+      <w:pPr>
+        <w:ind w:firstLine="432"/>
+      </w:pPr>
       <w:r>
         <w:rPr>
           <w:rFonts w:ascii="Ubuntu" w:hAnsi="Ubuntu"/>
@@ -28,6 +31,9 @@
       </w:r>
     </w:p>
     <w:p>
+      <w:pPr>
+        <w:ind w:firstLine="432"/>
+      </w:pPr>
       <w:r>
         <w:rPr>
           <w:rFonts w:ascii="Ubuntu" w:hAnsi="Ubuntu"/>
@@ -79,6 +85,9 @@
       </w:r>
     </w:p>
     <w:p>
+      <w:pPr>
+        <w:ind w:firstLine="432"/>
+      </w:pPr>
       <w:r>
         <w:rPr>
           <w:rFonts w:ascii="Ubuntu" w:hAnsi="Ubuntu"/>
@@ -169,7 +178,11 @@
         <w:t xml:space="preserve">.</w:t>
       </w:r>
     </w:p>
-    <w:p/>
+    <w:p>
+      <w:pPr>
+        <w:ind w:firstLine="432"/>
+      </w:pPr>
+    </w:p>
     <w:p>
       <w:pPr>
         <w:pStyle w:val="Heading1"/>
@@ -206,6 +219,9 @@
       <w:bookmarkEnd w:id="7"/>
     </w:p>
     <w:p>
+      <w:pPr>
+        <w:ind w:firstLine="432"/>
+      </w:pPr>
       <w:r>
         <w:rPr>
           <w:rFonts w:ascii="Ubuntu" w:hAnsi="Ubuntu"/>
@@ -215,6 +231,9 @@
       </w:r>
     </w:p>
     <w:p>
+      <w:pPr>
+        <w:ind w:firstLine="432"/>
+      </w:pPr>
       <w:r>
         <w:rPr>
           <w:rFonts w:ascii="Ubuntu" w:hAnsi="Ubuntu"/>
@@ -531,6 +550,9 @@
       </w:r>
     </w:p>
     <w:p>
+      <w:pPr>
+        <w:ind w:firstLine="432"/>
+      </w:pPr>
       <w:r>
         <w:rPr>
           <w:rFonts w:ascii="Ubuntu" w:hAnsi="Ubuntu"/>
@@ -685,6 +707,9 @@
       <w:bookmarkEnd w:id="9"/>
     </w:p>
     <w:p>
+      <w:pPr>
+        <w:ind w:firstLine="432"/>
+      </w:pPr>
       <w:r>
         <w:rPr>
           <w:rFonts w:ascii="Ubuntu" w:hAnsi="Ubuntu"/>
@@ -756,6 +781,9 @@
       </w:r>
     </w:p>
     <w:p>
+      <w:pPr>
+        <w:ind w:left="720" w:hanging="720"/>
+      </w:pPr>
       <w:r>
         <w:t xml:space="preserve">For the lovers of poetry amongst you, paragraphs with hanging indents, like this often come in handy. You can use hanging indents to ensure that a line of poetry retains its individual identity as a line even when the screen is </w:t>
       </w:r>
@@ -945,6 +973,9 @@
       </w:tr>
     </w:tbl>
     <w:p>
+      <w:pPr>
+        <w:ind w:firstLine="432"/>
+      </w:pPr>
       <w:r>
         <w:rPr>
           <w:rFonts w:ascii="Ubuntu" w:hAnsi="Ubuntu"/>
@@ -1017,6 +1048,9 @@
       </w:r>
     </w:p>
     <w:p>
+      <w:pPr>
+        <w:ind w:firstLine="432"/>
+      </w:pPr>
       <w:r>
         <w:rPr>
           <w:rFonts w:ascii="Ubuntu" w:hAnsi="Ubuntu"/>
@@ -1589,7 +1623,11 @@
         </w:tc>
       </w:tr>
     </w:tbl>
-    <w:p/>
+    <w:p>
+      <w:pPr>
+        <w:ind w:firstLine="432"/>
+      </w:pPr>
+    </w:p>
     <w:p>
       <w:r>
         <w:t xml:space="preserve">Next, we see a table with special formatting in various locations. Notice how the formatting for the header row and sub header rows is preserved.</w:t>
@@ -4020,6 +4058,9 @@
       <w:bookmarkEnd w:id="16"/>
     </w:p>
     <w:p>
+      <w:pPr>
+        <w:ind w:firstLine="432"/>
+      </w:pPr>
       <w:r>
         <w:rPr>
           <w:rFonts w:ascii="Ubuntu" w:hAnsi="Ubuntu"/>
@@ -4053,6 +4094,9 @@
       <w:bookmarkEnd w:id="18"/>
     </w:p>
     <w:p>
+      <w:pPr>
+        <w:ind w:firstLine="432"/>
+      </w:pPr>
       <w:r>
         <w:rPr>
           <w:rFonts w:ascii="Ubuntu" w:hAnsi="Ubuntu"/>
@@ -4147,6 +4191,9 @@
       <w:bookmarkEnd w:id="22"/>
     </w:p>
     <w:p>
+      <w:pPr>
+        <w:ind w:firstLine="432"/>
+      </w:pPr>
       <w:r>
         <w:rPr>
           <w:rFonts w:ascii="Ubuntu" w:hAnsi="Ubuntu"/>
@@ -4274,6 +4321,9 @@
       <w:bookmarkEnd w:id="24"/>
     </w:p>
     <w:p>
+      <w:pPr>
+        <w:ind w:firstLine="432"/>
+      </w:pPr>
       <w:r>
         <w:rPr>
           <w:rFonts w:ascii="Ubuntu" w:hAnsi="Ubuntu"/>
@@ -4781,8 +4831,16 @@
       </w:hyperlink>
     </w:p>
     <w:p/>
-    <w:p/>
-    <w:p/>
+    <w:p>
+      <w:pPr>
+        <w:ind w:firstLine="432"/>
+      </w:pPr>
+    </w:p>
+    <w:p>
+      <w:pPr>
+        <w:ind w:firstLine="432"/>
+      </w:pPr>
+    </w:p>
     <w:p>
       <w:pPr>
         <w:pStyle w:val="Heading1"/>
@@ -4802,6 +4860,9 @@
       <w:bookmarkEnd w:id="26"/>
     </w:p>
     <w:p>
+      <w:pPr>
+        <w:ind w:firstLine="432"/>
+      </w:pPr>
       <w:r>
         <w:rPr>
           <w:rFonts w:ascii="Ubuntu" w:hAnsi="Ubuntu"/>
@@ -4818,6 +4879,9 @@
       </w:r>
     </w:p>
     <w:p>
+      <w:pPr>
+        <w:ind w:firstLine="432"/>
+      </w:pPr>
       <w:r>
         <w:drawing>
           <wp:inline distT="0" distB="0" distL="0" distR="0">
@@ -4852,8 +4916,15 @@
         </w:drawing>
       </w:r>
     </w:p>
-    <w:p/>
-    <w:p>
+    <w:p>
+      <w:pPr>
+        <w:ind w:firstLine="432"/>
+      </w:pPr>
+    </w:p>
+    <w:p>
+      <w:pPr>
+        <w:ind w:firstLine="432"/>
+      </w:pPr>
       <w:r>
         <w:rPr>
           <w:rFonts w:ascii="Ubuntu" w:hAnsi="Ubuntu"/>
@@ -4904,6 +4975,9 @@
       <w:bookmarkEnd w:id="28"/>
     </w:p>
     <w:p>
+      <w:pPr>
+        <w:ind w:firstLine="432"/>
+      </w:pPr>
       <w:r>
         <w:rPr>
           <w:rFonts w:ascii="Ubuntu" w:hAnsi="Ubuntu"/>
@@ -5084,6 +5158,9 @@
       </w:r>
     </w:p>
     <w:p>
+      <w:pPr>
+        <w:ind w:left="360"/>
+      </w:pPr>
       <w:r>
         <w:t xml:space="preserve">A Multi-level list with bullets:</w:t>
       </w:r>

--- a/test/generator/baseline/gen.odt.to.docx.docx
+++ b/test/generator/baseline/gen.odt.to.docx.docx
@@ -186,6 +186,7 @@
     <w:p>
       <w:pPr>
         <w:pStyle w:val="Heading1"/>
+        <w:spacing w:before="480"/>
         <w:jc w:val="center"/>
       </w:pPr>
       <w:bookmarkStart w:id="4" w:name="_Toc2054249818"/>
@@ -204,6 +205,7 @@
     <w:p>
       <w:pPr>
         <w:pStyle w:val="Heading2"/>
+        <w:spacing w:before="200"/>
       </w:pPr>
       <w:bookmarkStart w:id="6" w:name="_Toc2137712100"/>
       <w:bookmarkStart w:id="7" w:name="inline_formatting"/>
@@ -692,6 +694,7 @@
     <w:p>
       <w:pPr>
         <w:pStyle w:val="Heading2"/>
+        <w:spacing w:before="200"/>
       </w:pPr>
       <w:bookmarkStart w:id="8" w:name="_Toc1074133965"/>
       <w:bookmarkStart w:id="9" w:name="fun_with_fonts"/>
@@ -756,6 +759,7 @@
     <w:p>
       <w:pPr>
         <w:pStyle w:val="Heading2"/>
+        <w:spacing w:before="200"/>
       </w:pPr>
       <w:bookmarkStart w:id="10" w:name="_Paragraph_level_formatting"/>
       <w:bookmarkStart w:id="11" w:name="_Toc2022725662"/>
@@ -782,6 +786,7 @@
     </w:p>
     <w:p>
       <w:pPr>
+        <w:spacing w:before="600"/>
         <w:ind w:left="720" w:hanging="720"/>
       </w:pPr>
       <w:r>
@@ -797,6 +802,7 @@
     <w:p>
       <w:pPr>
         <w:pStyle w:val="Heading1"/>
+        <w:spacing w:before="480"/>
         <w:jc w:val="center"/>
       </w:pPr>
       <w:bookmarkStart w:id="13" w:name="_Toc28114276"/>
@@ -1629,6 +1635,9 @@
       </w:pPr>
     </w:p>
     <w:p>
+      <w:pPr>
+        <w:spacing w:before="240" w:after="240"/>
+      </w:pPr>
       <w:r>
         <w:t xml:space="preserve">Next, we see a table with special formatting in various locations. Notice how the formatting for the header row and sub header rows is preserved.</w:t>
       </w:r>
@@ -2015,6 +2024,9 @@
       </w:r>
     </w:p>
     <w:p>
+      <w:pPr>
+        <w:spacing w:before="240"/>
+      </w:pPr>
       <w:r>
         <w:t xml:space="preserve">Next, we have something a little more complex, a nested table, i.e. a table inside another table. Additionally, the inner table has some of its cells merged.</w:t>
       </w:r>
@@ -2071,11 +2083,17 @@
                   <w:vMerge w:val="restart"/>
                 </w:tcPr>
                 <w:p>
+                  <w:pPr>
+                    <w:spacing w:before="240"/>
+                  </w:pPr>
                   <w:r>
                     <w:t xml:space="preserve">One</w:t>
                   </w:r>
                 </w:p>
                 <w:p>
+                  <w:pPr>
+                    <w:spacing w:before="240"/>
+                  </w:pPr>
                   <w:r>
                     <w:t xml:space="preserve">Three</w:t>
                   </w:r>
@@ -2086,6 +2104,9 @@
                   <w:tcW w:w="0" w:type="auto"/>
                 </w:tcPr>
                 <w:p>
+                  <w:pPr>
+                    <w:spacing w:before="240"/>
+                  </w:pPr>
                   <w:r>
                     <w:t xml:space="preserve">Two</w:t>
                   </w:r>
@@ -2105,6 +2126,9 @@
                   <w:tcW w:w="0" w:type="auto"/>
                 </w:tcPr>
                 <w:p>
+                  <w:pPr>
+                    <w:spacing w:before="240"/>
+                  </w:pPr>
                   <w:r>
                     <w:t xml:space="preserve">Four</w:t>
                   </w:r>
@@ -2112,13 +2136,20 @@
               </w:tc>
             </w:tr>
           </w:tbl>
-          <w:p/>
-        </w:tc>
-        <w:tc>
-          <w:tcPr>
-            <w:tcW w:w="0" w:type="auto"/>
-          </w:tcPr>
-          <w:p>
+          <w:p>
+            <w:pPr>
+              <w:spacing w:before="240"/>
+            </w:pPr>
+          </w:p>
+        </w:tc>
+        <w:tc>
+          <w:tcPr>
+            <w:tcW w:w="0" w:type="auto"/>
+          </w:tcPr>
+          <w:p>
+            <w:pPr>
+              <w:spacing w:before="240"/>
+            </w:pPr>
             <w:r>
               <w:t xml:space="preserve">To the left is a table inside a table, with some cells merged.</w:t>
             </w:r>
@@ -2126,8 +2157,15 @@
         </w:tc>
       </w:tr>
     </w:tbl>
-    <w:p/>
-    <w:p>
+    <w:p>
+      <w:pPr>
+        <w:spacing w:before="240"/>
+      </w:pPr>
+    </w:p>
+    <w:p>
+      <w:pPr>
+        <w:spacing w:before="240"/>
+      </w:pPr>
       <w:r>
         <w:t xml:space="preserve">We end with a</w:t>
       </w:r>
@@ -4042,6 +4080,7 @@
     <w:p>
       <w:pPr>
         <w:pStyle w:val="Heading1"/>
+        <w:spacing w:before="480"/>
         <w:jc w:val="center"/>
       </w:pPr>
       <w:bookmarkStart w:id="15" w:name="_Toc54889875"/>
@@ -4079,6 +4118,7 @@
     <w:p>
       <w:pPr>
         <w:pStyle w:val="Heading2"/>
+        <w:spacing w:before="200"/>
       </w:pPr>
       <w:bookmarkStart w:id="17" w:name="_Toc201580556"/>
       <w:bookmarkStart w:id="18" w:name="footnotes_endnotes"/>
@@ -4148,6 +4188,7 @@
     <w:p>
       <w:pPr>
         <w:pStyle w:val="Heading2"/>
+        <w:spacing w:before="200"/>
       </w:pPr>
       <w:bookmarkStart w:id="19" w:name="_Toc1977424358"/>
       <w:bookmarkStart w:id="20" w:name="dropcaps"/>
@@ -4176,6 +4217,7 @@
     <w:p>
       <w:pPr>
         <w:pStyle w:val="Heading2"/>
+        <w:spacing w:before="200"/>
       </w:pPr>
       <w:bookmarkStart w:id="21" w:name="_Toc1233048813"/>
       <w:bookmarkStart w:id="22" w:name="links"/>
@@ -4306,6 +4348,7 @@
     <w:p>
       <w:pPr>
         <w:pStyle w:val="Heading2"/>
+        <w:spacing w:before="200"/>
       </w:pPr>
       <w:bookmarkStart w:id="23" w:name="_Toc64145348"/>
       <w:bookmarkStart w:id="24" w:name="table_of_contents"/>
@@ -4844,6 +4887,7 @@
     <w:p>
       <w:pPr>
         <w:pStyle w:val="Heading1"/>
+        <w:spacing w:before="480"/>
         <w:jc w:val="center"/>
       </w:pPr>
       <w:bookmarkStart w:id="25" w:name="_Toc484565143"/>
@@ -4959,6 +5003,7 @@
     <w:p>
       <w:pPr>
         <w:pStyle w:val="Heading1"/>
+        <w:spacing w:before="480"/>
         <w:jc w:val="center"/>
       </w:pPr>
       <w:bookmarkStart w:id="27" w:name="_Toc1359965655"/>
@@ -4989,6 +5034,7 @@
     <w:p>
       <w:pPr>
         <w:pStyle w:val="Heading2"/>
+        <w:spacing w:before="200"/>
       </w:pPr>
       <w:bookmarkStart w:id="29" w:name="_Toc1958162433"/>
       <w:bookmarkStart w:id="30" w:name="bulleted_list"/>
@@ -5030,6 +5076,7 @@
     <w:p>
       <w:pPr>
         <w:pStyle w:val="Heading2"/>
+        <w:spacing w:before="200"/>
       </w:pPr>
       <w:bookmarkStart w:id="31" w:name="_Toc415190676"/>
       <w:bookmarkStart w:id="32" w:name="numbered_list"/>
@@ -5071,6 +5118,7 @@
     <w:p>
       <w:pPr>
         <w:pStyle w:val="Heading2"/>
+        <w:spacing w:before="200"/>
       </w:pPr>
       <w:bookmarkStart w:id="33" w:name="_Toc1093260318"/>
       <w:bookmarkStart w:id="34" w:name="multi_level_lists"/>
@@ -5228,6 +5276,7 @@
     <w:p>
       <w:pPr>
         <w:pStyle w:val="Heading2"/>
+        <w:spacing w:before="200"/>
       </w:pPr>
       <w:bookmarkStart w:id="35" w:name="_Toc1471533984"/>
       <w:bookmarkStart w:id="36" w:name="continued_lists"/>

--- a/test/generator/baseline/gen.odt.to.docx.docx
+++ b/test/generator/baseline/gen.odt.to.docx.docx
@@ -5612,6 +5612,258 @@
       </w:pPr>
     </w:lvl>
   </w:abstractNum>
+  <w:abstractNum w:abstractNumId="2">
+    <w:multiLevelType w:val="multilevel"/>
+    <w:lvl w:ilvl="0">
+      <w:start w:val="1"/>
+      <w:numFmt w:val="decimal"/>
+      <w:lvlText w:val="%1."/>
+      <w:lvlJc w:val="left"/>
+      <w:pPr>
+        <w:ind w:left="720" w:hanging="360"/>
+      </w:pPr>
+    </w:lvl>
+    <w:lvl w:ilvl="1">
+      <w:start w:val="1"/>
+      <w:numFmt w:val="decimal"/>
+      <w:lvlText w:val="%1.%2."/>
+      <w:lvlJc w:val="left"/>
+      <w:pPr>
+        <w:ind w:left="1440" w:hanging="360"/>
+      </w:pPr>
+    </w:lvl>
+    <w:lvl w:ilvl="2">
+      <w:start w:val="1"/>
+      <w:numFmt w:val="decimal"/>
+      <w:lvlText w:val="%1.%2.%3."/>
+      <w:lvlJc w:val="left"/>
+      <w:pPr>
+        <w:ind w:left="2160" w:hanging="360"/>
+      </w:pPr>
+    </w:lvl>
+    <w:lvl w:ilvl="3">
+      <w:start w:val="1"/>
+      <w:numFmt w:val="decimal"/>
+      <w:lvlText w:val="%4."/>
+      <w:lvlJc w:val="left"/>
+      <w:pPr>
+        <w:ind w:left="2880" w:hanging="360"/>
+      </w:pPr>
+    </w:lvl>
+    <w:lvl w:ilvl="4">
+      <w:start w:val="1"/>
+      <w:numFmt w:val="decimal"/>
+      <w:lvlText w:val="%5."/>
+      <w:lvlJc w:val="left"/>
+      <w:pPr>
+        <w:ind w:left="3600" w:hanging="360"/>
+      </w:pPr>
+    </w:lvl>
+    <w:lvl w:ilvl="5">
+      <w:start w:val="1"/>
+      <w:numFmt w:val="decimal"/>
+      <w:lvlText w:val="%6."/>
+      <w:lvlJc w:val="left"/>
+      <w:pPr>
+        <w:ind w:left="4320" w:hanging="360"/>
+      </w:pPr>
+    </w:lvl>
+    <w:lvl w:ilvl="6">
+      <w:start w:val="1"/>
+      <w:numFmt w:val="decimal"/>
+      <w:lvlText w:val="%7."/>
+      <w:lvlJc w:val="left"/>
+      <w:pPr>
+        <w:ind w:left="5040" w:hanging="360"/>
+      </w:pPr>
+    </w:lvl>
+    <w:lvl w:ilvl="7">
+      <w:start w:val="1"/>
+      <w:numFmt w:val="decimal"/>
+      <w:lvlText w:val="%8."/>
+      <w:lvlJc w:val="left"/>
+      <w:pPr>
+        <w:ind w:left="5760" w:hanging="360"/>
+      </w:pPr>
+    </w:lvl>
+    <w:lvl w:ilvl="8">
+      <w:start w:val="1"/>
+      <w:numFmt w:val="decimal"/>
+      <w:lvlText w:val="%9."/>
+      <w:lvlJc w:val="left"/>
+      <w:pPr>
+        <w:ind w:left="6480" w:hanging="360"/>
+      </w:pPr>
+    </w:lvl>
+  </w:abstractNum>
+  <w:abstractNum w:abstractNumId="3">
+    <w:multiLevelType w:val="multilevel"/>
+    <w:lvl w:ilvl="0">
+      <w:start w:val="1"/>
+      <w:numFmt w:val="bullet"/>
+      <w:lvlText w:val="▪"/>
+      <w:lvlJc w:val="left"/>
+      <w:pPr>
+        <w:ind w:left="720" w:hanging="360"/>
+      </w:pPr>
+    </w:lvl>
+    <w:lvl w:ilvl="1">
+      <w:start w:val="1"/>
+      <w:numFmt w:val="bullet"/>
+      <w:lvlText w:val="•"/>
+      <w:lvlJc w:val="left"/>
+      <w:pPr>
+        <w:ind w:left="1440" w:hanging="360"/>
+      </w:pPr>
+    </w:lvl>
+    <w:lvl w:ilvl="2">
+      <w:start w:val="1"/>
+      <w:numFmt w:val="bullet"/>
+      <w:lvlText w:val="•"/>
+      <w:lvlJc w:val="left"/>
+      <w:pPr>
+        <w:ind w:left="2160" w:hanging="360"/>
+      </w:pPr>
+    </w:lvl>
+    <w:lvl w:ilvl="3">
+      <w:start w:val="1"/>
+      <w:numFmt w:val="bullet"/>
+      <w:lvlText w:val="◦"/>
+      <w:lvlJc w:val="left"/>
+      <w:pPr>
+        <w:ind w:left="2880" w:hanging="360"/>
+      </w:pPr>
+    </w:lvl>
+    <w:lvl w:ilvl="4">
+      <w:start w:val="1"/>
+      <w:numFmt w:val="bullet"/>
+      <w:lvlText w:val="▪"/>
+      <w:lvlJc w:val="left"/>
+      <w:pPr>
+        <w:ind w:left="3600" w:hanging="360"/>
+      </w:pPr>
+    </w:lvl>
+    <w:lvl w:ilvl="5">
+      <w:start w:val="1"/>
+      <w:numFmt w:val="bullet"/>
+      <w:lvlText w:val="▪"/>
+      <w:lvlJc w:val="left"/>
+      <w:pPr>
+        <w:ind w:left="4320" w:hanging="360"/>
+      </w:pPr>
+    </w:lvl>
+    <w:lvl w:ilvl="6">
+      <w:start w:val="1"/>
+      <w:numFmt w:val="bullet"/>
+      <w:lvlText w:val="▪"/>
+      <w:lvlJc w:val="left"/>
+      <w:pPr>
+        <w:ind w:left="5040" w:hanging="360"/>
+      </w:pPr>
+    </w:lvl>
+    <w:lvl w:ilvl="7">
+      <w:start w:val="1"/>
+      <w:numFmt w:val="bullet"/>
+      <w:lvlText w:val="▪"/>
+      <w:lvlJc w:val="left"/>
+      <w:pPr>
+        <w:ind w:left="5760" w:hanging="360"/>
+      </w:pPr>
+    </w:lvl>
+    <w:lvl w:ilvl="8">
+      <w:start w:val="1"/>
+      <w:numFmt w:val="bullet"/>
+      <w:lvlText w:val="▪"/>
+      <w:lvlJc w:val="left"/>
+      <w:pPr>
+        <w:ind w:left="6480" w:hanging="360"/>
+      </w:pPr>
+    </w:lvl>
+  </w:abstractNum>
+  <w:abstractNum w:abstractNumId="4">
+    <w:multiLevelType w:val="multilevel"/>
+    <w:lvl w:ilvl="0">
+      <w:start w:val="1"/>
+      <w:numFmt w:val="lowerRoman"/>
+      <w:lvlText w:val="%1."/>
+      <w:lvlJc w:val="left"/>
+      <w:pPr>
+        <w:ind w:left="720" w:hanging="360"/>
+      </w:pPr>
+    </w:lvl>
+    <w:lvl w:ilvl="1">
+      <w:start w:val="1"/>
+      <w:numFmt w:val="lowerRoman"/>
+      <w:lvlText w:val="%2."/>
+      <w:lvlJc w:val="left"/>
+      <w:pPr>
+        <w:ind w:left="1440" w:hanging="360"/>
+      </w:pPr>
+    </w:lvl>
+    <w:lvl w:ilvl="2">
+      <w:start w:val="1"/>
+      <w:numFmt w:val="lowerRoman"/>
+      <w:lvlText w:val="%3."/>
+      <w:lvlJc w:val="left"/>
+      <w:pPr>
+        <w:ind w:left="2160" w:hanging="360"/>
+      </w:pPr>
+    </w:lvl>
+    <w:lvl w:ilvl="3">
+      <w:start w:val="1"/>
+      <w:numFmt w:val="lowerRoman"/>
+      <w:lvlText w:val="%4."/>
+      <w:lvlJc w:val="left"/>
+      <w:pPr>
+        <w:ind w:left="2880" w:hanging="360"/>
+      </w:pPr>
+    </w:lvl>
+    <w:lvl w:ilvl="4">
+      <w:start w:val="1"/>
+      <w:numFmt w:val="lowerRoman"/>
+      <w:lvlText w:val="%5."/>
+      <w:lvlJc w:val="left"/>
+      <w:pPr>
+        <w:ind w:left="3600" w:hanging="360"/>
+      </w:pPr>
+    </w:lvl>
+    <w:lvl w:ilvl="5">
+      <w:start w:val="1"/>
+      <w:numFmt w:val="lowerRoman"/>
+      <w:lvlText w:val="%6."/>
+      <w:lvlJc w:val="left"/>
+      <w:pPr>
+        <w:ind w:left="4320" w:hanging="360"/>
+      </w:pPr>
+    </w:lvl>
+    <w:lvl w:ilvl="6">
+      <w:start w:val="1"/>
+      <w:numFmt w:val="lowerRoman"/>
+      <w:lvlText w:val="%7."/>
+      <w:lvlJc w:val="left"/>
+      <w:pPr>
+        <w:ind w:left="5040" w:hanging="360"/>
+      </w:pPr>
+    </w:lvl>
+    <w:lvl w:ilvl="7">
+      <w:start w:val="1"/>
+      <w:numFmt w:val="lowerRoman"/>
+      <w:lvlText w:val="%8."/>
+      <w:lvlJc w:val="left"/>
+      <w:pPr>
+        <w:ind w:left="5760" w:hanging="360"/>
+      </w:pPr>
+    </w:lvl>
+    <w:lvl w:ilvl="8">
+      <w:start w:val="1"/>
+      <w:numFmt w:val="lowerRoman"/>
+      <w:lvlText w:val="%9."/>
+      <w:lvlJc w:val="left"/>
+      <w:pPr>
+        <w:ind w:left="6480" w:hanging="360"/>
+      </w:pPr>
+    </w:lvl>
+  </w:abstractNum>
   <w:num w:numId="1">
     <w:abstractNumId w:val="0"/>
   </w:num>
@@ -5622,7 +5874,7 @@
     </w:lvlOverride>
   </w:num>
   <w:num w:numId="3">
-    <w:abstractNumId w:val="1"/>
+    <w:abstractNumId w:val="2"/>
     <w:lvlOverride w:ilvl="0">
       <w:startOverride w:val="1"/>
     </w:lvlOverride>
@@ -5634,10 +5886,10 @@
     </w:lvlOverride>
   </w:num>
   <w:num w:numId="4">
-    <w:abstractNumId w:val="0"/>
+    <w:abstractNumId w:val="3"/>
   </w:num>
   <w:num w:numId="5">
-    <w:abstractNumId w:val="1"/>
+    <w:abstractNumId w:val="4"/>
     <w:lvlOverride w:ilvl="0">
       <w:startOverride w:val="1"/>
     </w:lvlOverride>

--- a/test/generator/baseline/gen.odt.to.docx.docx
+++ b/test/generator/baseline/gen.odt.to.docx.docx
@@ -832,8 +832,8 @@
         </w:tblBorders>
       </w:tblPr>
       <w:tblGrid>
-        <w:gridCol w:w="4513"/>
-        <w:gridCol w:w="4513"/>
+        <w:gridCol w:w="4680"/>
+        <w:gridCol w:w="4680"/>
       </w:tblGrid>
       <w:tr>
         <w:tc>
@@ -1079,12 +1079,12 @@
         </w:tblBorders>
       </w:tblPr>
       <w:tblGrid>
-        <w:gridCol w:w="1504"/>
-        <w:gridCol w:w="1504"/>
-        <w:gridCol w:w="1504"/>
-        <w:gridCol w:w="1504"/>
-        <w:gridCol w:w="1504"/>
-        <w:gridCol w:w="1504"/>
+        <w:gridCol w:w="1560"/>
+        <w:gridCol w:w="1560"/>
+        <w:gridCol w:w="1560"/>
+        <w:gridCol w:w="1560"/>
+        <w:gridCol w:w="1560"/>
+        <w:gridCol w:w="1560"/>
       </w:tblGrid>
       <w:tr>
         <w:tc>
@@ -1656,10 +1656,10 @@
         </w:tblBorders>
       </w:tblPr>
       <w:tblGrid>
-        <w:gridCol w:w="2256"/>
-        <w:gridCol w:w="2256"/>
-        <w:gridCol w:w="2256"/>
-        <w:gridCol w:w="2256"/>
+        <w:gridCol w:w="2340"/>
+        <w:gridCol w:w="2340"/>
+        <w:gridCol w:w="2340"/>
+        <w:gridCol w:w="2340"/>
       </w:tblGrid>
       <w:tr>
         <w:tc>
@@ -2051,8 +2051,8 @@
         </w:tblBorders>
       </w:tblPr>
       <w:tblGrid>
-        <w:gridCol w:w="4513"/>
-        <w:gridCol w:w="4513"/>
+        <w:gridCol w:w="4680"/>
+        <w:gridCol w:w="4680"/>
       </w:tblGrid>
       <w:tr>
         <w:tc>
@@ -2073,8 +2073,8 @@
               </w:tblBorders>
             </w:tblPr>
             <w:tblGrid>
-              <w:gridCol w:w="4513"/>
-              <w:gridCol w:w="4513"/>
+              <w:gridCol w:w="4680"/>
+              <w:gridCol w:w="4680"/>
             </w:tblGrid>
             <w:tr>
               <w:tc>
@@ -2208,20 +2208,20 @@
         </w:tblBorders>
       </w:tblPr>
       <w:tblGrid>
-        <w:gridCol w:w="644"/>
-        <w:gridCol w:w="644"/>
-        <w:gridCol w:w="644"/>
-        <w:gridCol w:w="644"/>
-        <w:gridCol w:w="644"/>
-        <w:gridCol w:w="644"/>
-        <w:gridCol w:w="644"/>
-        <w:gridCol w:w="644"/>
-        <w:gridCol w:w="644"/>
-        <w:gridCol w:w="644"/>
-        <w:gridCol w:w="644"/>
-        <w:gridCol w:w="644"/>
-        <w:gridCol w:w="644"/>
-        <w:gridCol w:w="644"/>
+        <w:gridCol w:w="668"/>
+        <w:gridCol w:w="668"/>
+        <w:gridCol w:w="668"/>
+        <w:gridCol w:w="668"/>
+        <w:gridCol w:w="668"/>
+        <w:gridCol w:w="668"/>
+        <w:gridCol w:w="668"/>
+        <w:gridCol w:w="668"/>
+        <w:gridCol w:w="668"/>
+        <w:gridCol w:w="668"/>
+        <w:gridCol w:w="668"/>
+        <w:gridCol w:w="668"/>
+        <w:gridCol w:w="668"/>
+        <w:gridCol w:w="668"/>
       </w:tblGrid>
       <w:tr>
         <w:tc>
@@ -4929,7 +4929,7 @@
       <w:r>
         <w:drawing>
           <wp:inline distT="0" distB="0" distL="0" distR="0">
-            <wp:extent cx="5731510" cy="5731510"/>
+            <wp:extent cx="5943600" cy="5943600"/>
             <wp:docPr id="1" name="image1" descr="165 Inspirational Quotes To Keep You Motivated In Life"/>
             <a:graphic xmlns:a="http://schemas.openxmlformats.org/drawingml/2006/main">
               <a:graphicData uri="http://schemas.openxmlformats.org/drawingml/2006/picture">
@@ -4947,7 +4947,7 @@
                   <pic:spPr>
                     <a:xfrm>
                       <a:off x="0" y="0"/>
-                      <a:ext cx="5731510" cy="5731510"/>
+                      <a:ext cx="5943600" cy="5943600"/>
                     </a:xfrm>
                     <a:prstGeom prst="rect">
                       <a:avLst/>
@@ -5345,7 +5345,7 @@
       </w:r>
     </w:p>
     <w:sectPr>
-      <w:pgSz w:w="11906" w:h="16838"/>
+      <w:pgSz w:w="12240" w:h="15840"/>
       <w:pgMar w:top="1440" w:right="1440" w:bottom="1440" w:left="1440" w:header="708" w:footer="708" w:gutter="0"/>
     </w:sectPr>
   </w:body>
